--- a/looogen-备案材料/大模型备案申报材料-北京优酷科技有限公司-Looogen/7-附件7-关于防范未成年人过度依赖或沉迷的措施说明/附件7-关于防范未成年人过度依赖或沉迷的措施说明.docx
+++ b/looogen-备案材料/大模型备案申报材料-北京优酷科技有限公司-Looogen/7-附件7-关于防范未成年人过度依赖或沉迷的措施说明/附件7-关于防范未成年人过度依赖或沉迷的措施说明.docx
@@ -85,7 +85,7 @@
           <w:b w:val="0"/>
           <w:sz w:val="32"/>
         </w:rPr>
-        <w:t>Looogen是北京优酷科技有限公司推出的生成式人工智能内容创作服务，仅面向年满18周岁、具备完全民事行为能力的成年用户提供服务，不面向未成年人。为防范未成年人使用本服务以及过度依赖或沉迷，我司采取以下管理制度和技术措施：</w:t>
+        <w:t>Looogen是北京优酷科技有限公司推出的AI影视制作Agent产品，面向短剧制作团队、影视内容创作者、MCN机构等专业用户，仅面向年满18周岁、具备完全民事行为能力的成年用户提供服务，不面向未成年人。为防范未成年人使用本服务以及过度依赖或沉迷，我司采取以下管理制度和技术措施：</w:t>
       </w:r>
     </w:p>
     <w:p>
@@ -222,7 +222,7 @@
           <w:b w:val="0"/>
           <w:sz w:val="32"/>
         </w:rPr>
-        <w:t>四、不设置诱导沉迷的产品机制。Looogen定位为专业内容创作辅助工具，不提供情感陪伴、虚拟恋人等易引发情感依赖的功能，不设置签到奖励、连续使用奖励等诱导用户长时间使用的机制。</w:t>
+        <w:t>四、不设置诱导沉迷的产品机制。Looogen定位为面向专业团队的影视制作生产工具，不提供情感陪伴、虚拟恋人等易引发情感依赖的功能，不设置签到奖励、连续使用奖励等诱导用户长时间使用的机制。</w:t>
       </w:r>
     </w:p>
     <w:p>
